--- a/acids-bases-quiz/Acids_Bases_Quiz_Answer_Key.docx
+++ b/acids-bases-quiz/Acids_Bases_Quiz_Answer_Key.docx
@@ -2812,7 +2812,7 @@
         <w:rPr>
           <w:b w:val="0"/>
         </w:rPr>
-        <w:t>A)  The products, because the anion is delocalized over two carbonyl groups</w:t>
+        <w:t>A)  The reactants, because the alkynide (charge in an sp orbital) is more stable than the vinyl anion (charge in an sp² orbital)</w:t>
       </w:r>
     </w:p>
     <w:p>
@@ -2827,7 +2827,7 @@
         <w:t xml:space="preserve">Why: </w:t>
       </w:r>
       <w:r>
-        <w:t>Draw the resonance structures of the product anion. The negative charge is shared by the carbon and by both carbonyl oxygens, so it is not simply a carbon anion. That delocalization (factor 2) makes it more stable than hydroxide, which has no resonance, so the products are favored. This matches the chapter's 1,3-dicarbonyl example.</w:t>
+        <w:t>Both ions have the charge on carbon, with no resonance and no inductive effects, so only the orbital differs (factor 4). An sp orbital (50% s character) holds the lone pair closer to the nucleus than an sp² orbital (33% s), so the alkynide is more stable. The more stable ion is on the reactant side, so the reactants are favored.</w:t>
       </w:r>
     </w:p>
     <w:p>
